--- a/docs/End_to_End_Deployment_Guide.docx
+++ b/docs/End_to_End_Deployment_Guide.docx
@@ -16,7 +16,7 @@
           <w:i/>
           <w:sz w:val="24"/>
         </w:rPr>
-        <w:t>Agent Identity edition: Azure AI Foundry orchestrator agent reusing Fabric IQ, Foundry IQ, and Work IQ, authenticated via a dedicated Entra ID service identity with its own mailbox and Teams membership — no OBO/Bot Framework required.</w:t>
+        <w:t>Agent Identity edition: Azure AI Foundry orchestrator agent reusing or optionally creating Fabric IQ and Foundry IQ alongside Work IQ, authenticated via a dedicated Entra ID service identity with its own mailbox and Teams membership — no OBO/Bot Framework required.</w:t>
       </w:r>
     </w:p>
     <w:p>
@@ -104,7 +104,7 @@
     </w:p>
     <w:p>
       <w:r>
-        <w:t>This accelerator replaces the original Power Automate + Copilot Studio FNOL (First Notice of Loss) intake pipeline with an Azure AI Foundry Agent Service orchestrator agent. The orchestrator reuses three existing 'IQ' building blocks already deployed in this tenant:</w:t>
+        <w:t>This accelerator replaces the original Power Automate + Copilot Studio FNOL (First Notice of Loss) intake pipeline with an Azure AI Foundry Agent Service orchestrator agent. The orchestrator composes three IQ building blocks that can either be pre-existing or, for Fabric IQ and Foundry IQ, created by this repo's new build scripts: 'IQ' building blocks already deployed in this tenant:</w:t>
       </w:r>
     </w:p>
     <w:p>
@@ -376,7 +376,7 @@
         <w:t xml:space="preserve">How it was deployed: </w:t>
       </w:r>
       <w:r>
-        <w:t>Pre-existing (built and published in an earlier phase of this accelerator, unchanged this session). The webapp's /query-ontology endpoint proxies to it using the Agent Identity's delegated Fabric ('.default') token via the mcp Python package's streamable-http client.</w:t>
+        <w:t>Either pre-existing or created by this repo's datagen/ + fabric/ scripts before the rest of deployment. The webapp's /query-ontology endpoint proxies to it using the Agent Identity's delegated Fabric ('.default') token via the mcp Python package's streamable-http client.</w:t>
       </w:r>
     </w:p>
     <w:p>
@@ -419,7 +419,7 @@
         <w:t xml:space="preserve">How it was deployed: </w:t>
       </w:r>
       <w:r>
-        <w:t>Pre-existing; referenced (not recreated) by the orchestrator via a ConnectedAgentTool pointing at its agent id (read from foundry/foundry_knowledge_agent_id.txt or FOUNDRY_KNOWLEDGE_AGENT_ID env var).</w:t>
+        <w:t>Either pre-existing or created by this repo's foundry/build_search_index.py + foundry/create_foundry_agent.py, then referenced by the orchestrator via a ConnectedAgentTool pointing at its agent id (read from foundry/foundry_knowledge_agent_id.txt or FOUNDRY_KNOWLEDGE_AGENT_ID env var).</w:t>
       </w:r>
     </w:p>
     <w:p>
@@ -1538,7 +1538,7 @@
     </w:p>
     <w:p>
       <w:r>
-        <w:t>Prerequisites: Azure CLI installed and logged in (az login, with the correct subscription selected via az account set), Python 3.11+ with pip, and an existing Fabric workspace + published Ontology data agent (Fabric IQ) and an existing Foundry project + deployed chat model + existing Foundry IQ knowledge agent — this accelerator reuses those, it does not build them from scratch.</w:t>
+        <w:t>Prerequisites: Azure CLI installed and logged in (az login, with the correct subscription selected via az account set), Python 3.11+ with pip, an existing Fabric workspace, and an existing Foundry project + deployed chat model. The script builds Fabric IQ (sample data, lakehouse load, ontology, data agent) and Foundry IQ (search index, knowledge agent) automatically as steps 1-4, skipping each one whose artifact already exists — set FABRIC_DATA_AGENT_ID/FABRIC_ONTOLOGY_ID and/or FOUNDRY_KNOWLEDGE_AGENT_ID in .env ahead of time if you are reusing pre-existing Fabric IQ / Foundry IQ assets instead.</w:t>
       </w:r>
     </w:p>
     <w:p>
@@ -1626,7 +1626,59 @@
         <w:rPr>
           <w:b/>
         </w:rPr>
-        <w:t>Step 1 — Create the Agent Identity user</w:t>
+        <w:t>Step 1 — Generate synthetic Auto FNOL data</w:t>
+      </w:r>
+    </w:p>
+    <w:p>
+      <w:r>
+        <w:t>Runs datagen/generate_fnol_data.py to create sample CSVs (policyholders, policies, vehicles, adjusters, repair shops, claims, fraud signals, subrogation flags) under DATAGEN_OUTPUT_DIR (default datagen/output). Skipped automatically if that folder already contains CSV files.</w:t>
+      </w:r>
+    </w:p>
+    <w:p>
+      <w:r>
+        <w:rPr>
+          <w:b/>
+        </w:rPr>
+        <w:t>Step 2 — Load synthetic data into the Fabric lakehouse</w:t>
+      </w:r>
+    </w:p>
+    <w:p>
+      <w:r>
+        <w:t>Runs datagen/load_to_lakehouse.py to upload the generated CSVs into OneLake and load them as Fabric lakehouse tables. Skipped automatically if FABRIC_LAKEHOUSE_DATA_LOADED=true is set in .env; set that flag after a successful run to skip this step on reruns.</w:t>
+      </w:r>
+    </w:p>
+    <w:p>
+      <w:r>
+        <w:rPr>
+          <w:b/>
+        </w:rPr>
+        <w:t>Step 3 — Build Fabric IQ ontology and configure the data agent</w:t>
+      </w:r>
+    </w:p>
+    <w:p>
+      <w:r>
+        <w:t>Runs fabric/create_ontology.py to create the AutoFNOL ontology over the lakehouse tables (entities, relationships, and data bindings), then fabric/configure_data_agent.py to configure the Fabric data agent against the raw lakehouse tables. Skipped automatically if FABRIC_DATA_AGENT_ID or FABRIC_ONTOLOGY_ID is already set in .env — set this if you are reusing a pre-existing Fabric IQ deployment instead of building one here. Optionally, once Fabric auto-generates a graph model and you know its id, set FABRIC_GRAPH_MODEL_ID and later run fabric/configure_data_agent_ontology.py to switch the data agent from raw tables to the governed ontology graph.</w:t>
+      </w:r>
+    </w:p>
+    <w:p>
+      <w:r>
+        <w:rPr>
+          <w:b/>
+        </w:rPr>
+        <w:t>Step 4 — Build Foundry IQ search index and knowledge agent</w:t>
+      </w:r>
+    </w:p>
+    <w:p>
+      <w:r>
+        <w:t>Runs foundry/build_search_index.py to chunk the knowledge-base markdown docs under foundry/kb_docs into an Azure AI Search index (using Azure OpenAI embeddings), then foundry/create_foundry_agent.py to create the standalone Foundry IQ knowledge agent over that index, recording its id in foundry/foundry_knowledge_agent_id.txt. Skipped automatically if FOUNDRY_KNOWLEDGE_AGENT_ID is already set in .env or that id file already exists — set FOUNDRY_KNOWLEDGE_AGENT_ID if you are reusing a pre-existing Foundry IQ knowledge agent instead of building one here.</w:t>
+      </w:r>
+    </w:p>
+    <w:p>
+      <w:r>
+        <w:rPr>
+          <w:b/>
+        </w:rPr>
+        <w:t>Step 5 — Create the Agent Identity user</w:t>
       </w:r>
     </w:p>
     <w:p>
@@ -1649,7 +1701,7 @@
         <w:rPr>
           <w:b/>
         </w:rPr>
-        <w:t>Step 2 — Register the Agent Identity public-client app</w:t>
+        <w:t>Step 6 — Register the Agent Identity public-client app</w:t>
       </w:r>
     </w:p>
     <w:p>
@@ -1668,7 +1720,7 @@
         <w:rPr>
           <w:b/>
         </w:rPr>
-        <w:t>Step 3 — Bootstrap the Agent Identity's MSAL token cache</w:t>
+        <w:t>Step 7 — Bootstrap the Agent Identity's MSAL token cache</w:t>
       </w:r>
     </w:p>
     <w:p>
@@ -1685,7 +1737,7 @@
         <w:rPr>
           <w:b/>
         </w:rPr>
-        <w:t>Step 4 — Create the CaseThreadMap table</w:t>
+        <w:t>Step 8 — Create the CaseThreadMap table</w:t>
       </w:r>
     </w:p>
     <w:p>
@@ -1700,12 +1752,12 @@
         <w:rPr>
           <w:b/>
         </w:rPr>
-        <w:t>Step 5 — Deploy the Work IQ webapp</w:t>
+        <w:t>Step 9 — Deploy the Work IQ webapp</w:t>
       </w:r>
     </w:p>
     <w:p>
       <w:r>
-        <w:t>Runs triggers/webapp/deploy_webapp.py, which first checks whether the App Service Plan and Web App (WORKIQ_RESOURCE_GROUP / WORKIQ_WEBAPP_NAME in .env) already exist and auto-creates them if not (Linux/Python runtime, SKU from WORKIQ_SKU or B1 default, location from WORKIQ_LOCATION or westus3 default), then zips the webapp's Python files, deploys them via 'az webapp deploy', and pushes every required app setting (API key, Agent Identity client id, Fabric workspace/data agent ids, SQL connection string, and the base64 token cache from Step 3) directly from .env, so no secret is ever typed on the command line by hand. The token cache is pushed as chunked app settings (AGENT_IDENTITY_TOKEN_CACHE_B64_0..N plus AGENT_IDENTITY_TOKEN_CACHE_B64_COUNT) because a single App Service setting is too small for the full base64 blob.</w:t>
+        <w:t>Runs triggers/webapp/deploy_webapp.py, which first checks whether the App Service Plan and Web App (WORKIQ_RESOURCE_GROUP / WORKIQ_WEBAPP_NAME in .env) already exist and auto-creates them if not (Linux/Python runtime, SKU from WORKIQ_SKU or B1 default, location from WORKIQ_LOCATION or westus3 default), then zips the webapp's Python files, deploys them via 'az webapp deploy', and pushes every required app setting (API key, Agent Identity client id, Fabric workspace/data agent ids, SQL connection string, and the base64 token cache from Step 7) directly from .env, so no secret is ever typed on the command line by hand. The token cache is pushed as chunked app settings (AGENT_IDENTITY_TOKEN_CACHE_B64_0..N plus AGENT_IDENTITY_TOKEN_CACHE_B64_COUNT) because a single App Service setting is too small for the full base64 blob.</w:t>
         <w:br/>
         <w:t>Docs: Create a Python App Service — https://learn.microsoft.com/azure/app-service/quickstart-python</w:t>
         <w:br/>
@@ -1717,7 +1769,7 @@
         <w:rPr>
           <w:b/>
         </w:rPr>
-        <w:t>Step 6 — Create the Foundry connection for the webapp API key</w:t>
+        <w:t>Step 10 — Create the Foundry connection for the webapp API key</w:t>
       </w:r>
     </w:p>
     <w:p>
@@ -1732,12 +1784,12 @@
         <w:rPr>
           <w:b/>
         </w:rPr>
-        <w:t>Step 7 — Create the Foundry orchestrator agent</w:t>
+        <w:t>Step 11 — Create the Foundry orchestrator agent</w:t>
       </w:r>
     </w:p>
     <w:p>
       <w:r>
-        <w:t>Runs foundry/create_orchestrator_agent.py, which deletes any previously recorded orchestrator agent (orchestrator_agent_id.txt) and creates a fresh one wired to the Fabric IQ and Work IQ OpenAPI tools (via OpenApiConnectionAuthDetails against the connection from Step 6) and the existing Foundry IQ knowledge agent (via a ConnectedAgentTool). Records the new agent id in orchestrator_agent_id.txt.</w:t>
+        <w:t>Runs foundry/create_orchestrator_agent.py, which deletes any previously recorded orchestrator agent (orchestrator_agent_id.txt) and creates a fresh one wired to the Fabric IQ and Work IQ OpenAPI tools (via OpenApiConnectionAuthDetails against the connection from Step 10) and the Foundry IQ knowledge agent from Step 4 (or a reused one) via a ConnectedAgentTool. Records the new agent id in orchestrator_agent_id.txt.</w:t>
         <w:br/>
         <w:t>Docs: Azure AI Foundry Agent Service — https://learn.microsoft.com/azure/ai-services/agents/overview</w:t>
         <w:br/>
@@ -1749,12 +1801,12 @@
         <w:rPr>
           <w:b/>
         </w:rPr>
-        <w:t>Step 8 — Deploy the Logic Apps</w:t>
+        <w:t>Step 12 — Deploy the Logic Apps</w:t>
       </w:r>
     </w:p>
     <w:p>
       <w:r>
-        <w:t>Runs triggers/logicapp/deploy_logic_apps.py, which now automates most of this step: it generates parameters.json automatically from .env values (foundryProjectEndpoint, teamId, channelId, fnolMailboxUserId, workiqBaseUrl, workiqApiKey) plus the orchestrator agent id recorded in foundry/orchestrator_agent_id.txt by Step 7 — no manual editing of that file is required. It then creates the Office 365 API Connection resource (idempotent) and writes connections.json automatically, and deploys both workflow.json and workflow-teams-reply-poller.json as two independent Consumption Logic App resources via direct ARM REST calls, printing each Logic App's managed-identity principalId for use in Step 9.</w:t>
+        <w:t>Runs triggers/logicapp/deploy_logic_apps.py, which now automates most of this step: it generates parameters.json automatically from .env values (foundryProjectEndpoint, teamId, channelId, fnolMailboxUserId, workiqBaseUrl, workiqApiKey) plus the orchestrator agent id recorded in foundry/orchestrator_agent_id.txt by Step 11 — no manual editing of that file is required. It then creates the Office 365 API Connection resource (idempotent) and writes connections.json automatically, and deploys both workflow.json and workflow-teams-reply-poller.json as two independent Consumption Logic App resources via direct ARM REST calls, printing each Logic App's managed-identity principalId for use in Step 13.</w:t>
         <w:br/>
         <w:t>The ONE step that genuinely cannot be automated is authorizing the Office 365 connection — this requires an interactive OAuth sign-in as the FNOL intake mailbox account, which only a human can complete in a browser. Do this at: Azure Portal → Resource groups → (your resource group) → the 'office365' connection resource → Edit API connection → Authorize → sign in as the FNOL intake mailbox → Save.</w:t>
         <w:br/>
@@ -1768,7 +1820,7 @@
         <w:rPr>
           <w:b/>
         </w:rPr>
-        <w:t>Step 9 — Grant the Logic Apps' Managed Identities their roles</w:t>
+        <w:t>Step 13 — Grant the Logic Apps' Managed Identities their roles</w:t>
       </w:r>
     </w:p>
     <w:p>
